--- a/templates_docx/SMF_Post_Sale.docx
+++ b/templates_docx/SMF_Post_Sale.docx
@@ -29,11 +29,16 @@
     <w:p>
       <w:pPr>
         <w:pStyle w:val="BodyText"/>
-        <w:ind w:left="4414"/>
         <w:rPr>
           <w:sz w:val="20"/>
         </w:rPr>
       </w:pPr>
+      <w:r>
+        <w:rPr>
+          <w:sz w:val="20"/>
+        </w:rPr>
+        <w:t xml:space="preserve">                                                                        </w:t>
+      </w:r>
       <w:r>
         <w:rPr>
           <w:noProof/>
@@ -109,7 +114,7 @@
           <w:sz w:val="22"/>
           <w:szCs w:val="22"/>
         </w:rPr>
-        <w:t xml:space="preserve">                                                     </w:t>
+        <w:t xml:space="preserve">                                             </w:t>
       </w:r>
       <w:r>
         <w:rPr>
